--- a/技术方案_产业园区全地形巡逻挑战赛0820.docx
+++ b/技术方案_产业园区全地形巡逻挑战赛0820.docx
@@ -679,43 +679,37 @@
         <w:rPr>
           <w:lang w:eastAsia="zh-CN"/>
         </w:rPr>
-        <w:t>导航层直接以</w:t>
-      </w:r>
-      <w:r>
-        <w:rPr>
-          <w:lang w:eastAsia="zh-CN"/>
-        </w:rPr>
-        <w:t xml:space="preserve"> 33 </w:t>
-      </w:r>
-      <w:r>
-        <w:rPr>
-          <w:lang w:eastAsia="zh-CN"/>
-        </w:rPr>
-        <w:t>个航点的原始折线为参考路径（相邻航点直线段，不做圆角与样条平滑），保证参考路径与赛题判点口径严格一致，避免弯道切角造成的横向偏差。在此基础上，导航层在线生成速度剖面：接近航点时按剩余距离的平方根剖面平滑刹停，并由采样优化层的航点终点代价二次兜底；对横脊、高架等危险区域按机体高度与激光雷达高程分档限速；接近楼梯区域时按在线检测的立面表平缓降低速度，为爬梯交接做准备。在线运行时，导航层维护一个沿路径单调推进的弧长游标，通过切线投影抑制过弯时的切角误差，并按赛题口径严格执行定位点判定（</w:t>
-      </w:r>
-      <w:r>
-        <w:rPr>
-          <w:lang w:eastAsia="zh-CN"/>
-        </w:rPr>
-        <w:t xml:space="preserve">0.5 </w:t>
-      </w:r>
-      <w:r>
-        <w:rPr>
-          <w:lang w:eastAsia="zh-CN"/>
-        </w:rPr>
-        <w:t>米判点半径、过点兜底与航向</w:t>
-      </w:r>
-      <w:r>
-        <w:rPr>
-          <w:lang w:eastAsia="zh-CN"/>
-        </w:rPr>
-        <w:t>/</w:t>
-      </w:r>
-      <w:r>
-        <w:rPr>
-          <w:lang w:eastAsia="zh-CN"/>
-        </w:rPr>
-        <w:t>角速度对准门防抢跑）。</w:t>
+        <w:t>导航层直接以 33 个航点的原始折线为参考路径（相邻航点直线段，不做圆角与样条平滑），保证参考路径与赛题判点口径严格一致，避免弯道切角造成的横向偏差。在此基础上，导航层在线生成速度剖面：接近航点时按剩余距离的平方根剖面平滑刹停，并由采样优化层的航点终点代价二次兜底；对横脊、高架等危险区域按机体高度与激光雷达高程平滑限速；接近楼梯区域时按在线检测的立面表平缓降低速度，为爬梯交接做准备。在线运行时，导航层维护一个沿路径单调推进的弧长游标，通过切线投影抑制过弯时的切角误差，并按赛题口径严格执行定位点判定（0.5 米判点半径）。</w:t>
+      </w:r>
+      <w:r>
+        <w:rPr>
+          <w:lang w:eastAsia="zh-CN"/>
+        </w:rPr>
+      </w:r>
+      <w:r>
+        <w:rPr>
+          <w:lang w:eastAsia="zh-CN"/>
+        </w:rPr>
+      </w:r>
+      <w:r>
+        <w:rPr>
+          <w:lang w:eastAsia="zh-CN"/>
+        </w:rPr>
+      </w:r>
+      <w:r>
+        <w:rPr>
+          <w:lang w:eastAsia="zh-CN"/>
+        </w:rPr>
+      </w:r>
+      <w:r>
+        <w:rPr>
+          <w:lang w:eastAsia="zh-CN"/>
+        </w:rPr>
+      </w:r>
+      <w:r>
+        <w:rPr>
+          <w:lang w:eastAsia="zh-CN"/>
+        </w:rPr>
       </w:r>
     </w:p>
     <w:p>
@@ -728,139 +722,117 @@
         <w:rPr>
           <w:lang w:eastAsia="zh-CN"/>
         </w:rPr>
-        <w:t>该层的方法渊源包括</w:t>
-      </w:r>
-      <w:r>
-        <w:rPr>
-          <w:lang w:eastAsia="zh-CN"/>
-        </w:rPr>
-        <w:t xml:space="preserve"> Coulter 1992 </w:t>
-      </w:r>
-      <w:r>
-        <w:rPr>
-          <w:lang w:eastAsia="zh-CN"/>
-        </w:rPr>
-        <w:t>年的</w:t>
-      </w:r>
-      <w:r>
-        <w:rPr>
-          <w:lang w:eastAsia="zh-CN"/>
-        </w:rPr>
-        <w:t xml:space="preserve"> Pure Pursuit </w:t>
-      </w:r>
-      <w:r>
-        <w:rPr>
-          <w:lang w:eastAsia="zh-CN"/>
-        </w:rPr>
-        <w:t>路径跟踪算法，以及</w:t>
-      </w:r>
-      <w:r>
-        <w:rPr>
-          <w:lang w:eastAsia="zh-CN"/>
-        </w:rPr>
-        <w:t xml:space="preserve"> Fox </w:t>
-      </w:r>
-      <w:r>
-        <w:rPr>
-          <w:lang w:eastAsia="zh-CN"/>
-        </w:rPr>
-        <w:t>等人</w:t>
-      </w:r>
-      <w:r>
-        <w:rPr>
-          <w:lang w:eastAsia="zh-CN"/>
-        </w:rPr>
-        <w:t xml:space="preserve"> 1997 </w:t>
-      </w:r>
-      <w:r>
-        <w:rPr>
-          <w:lang w:eastAsia="zh-CN"/>
-        </w:rPr>
-        <w:t>年提出的动态窗口法所确立的速度空间限速思想；早期版本曾采用</w:t>
-      </w:r>
-      <w:r>
-        <w:rPr>
-          <w:lang w:eastAsia="zh-CN"/>
-        </w:rPr>
-        <w:t xml:space="preserve"> Catmull-Rom </w:t>
-      </w:r>
-      <w:r>
-        <w:rPr>
-          <w:lang w:eastAsia="zh-CN"/>
-        </w:rPr>
-        <w:t>样条平滑，现行版本按判点口径改回原始折线。</w:t>
-      </w:r>
-      <w:r>
-        <w:rPr>
-          <w:lang w:eastAsia="zh-CN"/>
-        </w:rPr>
-        <w:t xml:space="preserve"> </w:t>
-      </w:r>
-      <w:r>
-        <w:rPr>
-          <w:lang w:eastAsia="zh-CN"/>
-        </w:rPr>
-        <w:t>导航层同时负责巡航与爬梯两种技能的切换决策。当高程图在机器人前方</w:t>
-      </w:r>
-      <w:r>
-        <w:rPr>
-          <w:lang w:eastAsia="zh-CN"/>
-        </w:rPr>
-        <w:t xml:space="preserve"> 8 </w:t>
-      </w:r>
-      <w:r>
-        <w:rPr>
-          <w:lang w:eastAsia="zh-CN"/>
-        </w:rPr>
-        <w:t>米扫描窗口内检测到连续台阶立面（至少两级、跨度不超过</w:t>
-      </w:r>
-      <w:r>
-        <w:rPr>
-          <w:lang w:eastAsia="zh-CN"/>
-        </w:rPr>
-        <w:t xml:space="preserve"> 3 </w:t>
-      </w:r>
-      <w:r>
-        <w:rPr>
-          <w:lang w:eastAsia="zh-CN"/>
-        </w:rPr>
-        <w:t>米、总爬升不低于</w:t>
-      </w:r>
-      <w:r>
-        <w:rPr>
-          <w:lang w:eastAsia="zh-CN"/>
-        </w:rPr>
-        <w:t xml:space="preserve"> 0.2 </w:t>
-      </w:r>
-      <w:r>
-        <w:rPr>
-          <w:lang w:eastAsia="zh-CN"/>
-        </w:rPr>
-        <w:t>米），或单级不低于</w:t>
-      </w:r>
-      <w:r>
-        <w:rPr>
-          <w:lang w:eastAsia="zh-CN"/>
-        </w:rPr>
-        <w:t xml:space="preserve"> 10 </w:t>
-      </w:r>
-      <w:r>
-        <w:rPr>
-          <w:lang w:eastAsia="zh-CN"/>
-        </w:rPr>
-        <w:t>厘米的台面沿，且机器人进入首级立面</w:t>
-      </w:r>
-      <w:r>
-        <w:rPr>
-          <w:lang w:eastAsia="zh-CN"/>
-        </w:rPr>
-        <w:t xml:space="preserve"> 1.2 </w:t>
-      </w:r>
-      <w:r>
-        <w:rPr>
-          <w:lang w:eastAsia="zh-CN"/>
-        </w:rPr>
-        <w:t>米内的交付圈并满足航向、速度与航线夹角门控时，系统从巡航模式切换至爬梯模式；当四轮全部越过最高一级立面且姿态与速度收敛时，系统判定攀爬完成，平滑降回巡航模式。切换的进入与退出均采用渐近式速度与姿态过渡，避免控制量突变破坏机体平衡。</w:t>
+        <w:t>该层的方法渊源包括 Coulter 1992 年的 Pure Pursuit 路径跟踪算法，以及 Fox 等人 1997 年提出的动态窗口法所确立的速度空间限速思想；早期版本曾采用 Catmull-Rom 样条平滑，现行版本按判点口径改回原始折线。 导航层同时负责巡航与爬梯两种技能的切换决策。当高程图在机器人前方 8 米扫描窗口内检测到连续台阶立面（至少两级、跨度不超过 3 米、总爬升不低于 0.2 米），或单级不低于 10 厘米的台面沿，且机器人进入首级立面 1.2 米内、航向与速度收敛时，系统从巡航模式切换至爬梯模式；当四轮全部越过最高一级立面且姿态与速度收敛时，系统判定攀爬完成，平滑降回巡航模式。切换的进入与退出均采用渐近式速度与姿态过渡，避免控制量突变破坏机体平衡。</w:t>
+      </w:r>
+      <w:r>
+        <w:rPr>
+          <w:lang w:eastAsia="zh-CN"/>
+        </w:rPr>
+      </w:r>
+      <w:r>
+        <w:rPr>
+          <w:lang w:eastAsia="zh-CN"/>
+        </w:rPr>
+      </w:r>
+      <w:r>
+        <w:rPr>
+          <w:lang w:eastAsia="zh-CN"/>
+        </w:rPr>
+      </w:r>
+      <w:r>
+        <w:rPr>
+          <w:lang w:eastAsia="zh-CN"/>
+        </w:rPr>
+      </w:r>
+      <w:r>
+        <w:rPr>
+          <w:lang w:eastAsia="zh-CN"/>
+        </w:rPr>
+      </w:r>
+      <w:r>
+        <w:rPr>
+          <w:lang w:eastAsia="zh-CN"/>
+        </w:rPr>
+      </w:r>
+      <w:r>
+        <w:rPr>
+          <w:lang w:eastAsia="zh-CN"/>
+        </w:rPr>
+      </w:r>
+      <w:r>
+        <w:rPr>
+          <w:lang w:eastAsia="zh-CN"/>
+        </w:rPr>
+      </w:r>
+      <w:r>
+        <w:rPr>
+          <w:lang w:eastAsia="zh-CN"/>
+        </w:rPr>
+      </w:r>
+      <w:r>
+        <w:rPr>
+          <w:lang w:eastAsia="zh-CN"/>
+        </w:rPr>
+      </w:r>
+      <w:r>
+        <w:rPr>
+          <w:lang w:eastAsia="zh-CN"/>
+        </w:rPr>
+      </w:r>
+      <w:r>
+        <w:rPr>
+          <w:lang w:eastAsia="zh-CN"/>
+        </w:rPr>
+      </w:r>
+      <w:r>
+        <w:rPr>
+          <w:lang w:eastAsia="zh-CN"/>
+        </w:rPr>
+      </w:r>
+      <w:r>
+        <w:rPr>
+          <w:lang w:eastAsia="zh-CN"/>
+        </w:rPr>
+      </w:r>
+      <w:r>
+        <w:rPr>
+          <w:lang w:eastAsia="zh-CN"/>
+        </w:rPr>
+      </w:r>
+      <w:r>
+        <w:rPr>
+          <w:lang w:eastAsia="zh-CN"/>
+        </w:rPr>
+      </w:r>
+      <w:r>
+        <w:rPr>
+          <w:lang w:eastAsia="zh-CN"/>
+        </w:rPr>
+      </w:r>
+      <w:r>
+        <w:rPr>
+          <w:lang w:eastAsia="zh-CN"/>
+        </w:rPr>
+      </w:r>
+      <w:r>
+        <w:rPr>
+          <w:lang w:eastAsia="zh-CN"/>
+        </w:rPr>
+      </w:r>
+      <w:r>
+        <w:rPr>
+          <w:lang w:eastAsia="zh-CN"/>
+        </w:rPr>
+      </w:r>
+      <w:r>
+        <w:rPr>
+          <w:lang w:eastAsia="zh-CN"/>
+        </w:rPr>
+      </w:r>
+      <w:r>
+        <w:rPr>
+          <w:lang w:eastAsia="zh-CN"/>
+        </w:rPr>
       </w:r>
     </w:p>
     <w:p>
@@ -1091,143 +1063,121 @@
         <w:rPr>
           <w:lang w:eastAsia="zh-CN"/>
         </w:rPr>
-        <w:t>巡航管线的下层为车化虚拟模型控制（</w:t>
+        <w:t>巡航管线的下层为车化虚拟模型控制（CarVMC）。该方法将轮足机器人抽象为"车轮负责驱动与转向、腿负责悬架与姿态"的虚拟模型：车轮侧按航向误差的比例-阻尼律进行差速转向，并根据各轮实时载荷动态钳制驱动力，防止附着力饱和；腿侧以虚拟弹簧阻尼实现主动悬架，在静态重量分配的基础上叠加横滚与俯仰方向的载荷转移，并通过半蹲姿态降低质心；对巡航中必经的骑坎与小台阶，执行冲量与抬轮前馈辅助通过。整套控制律对地形变化连续响应具备良好的可解释性与工程稳定性。其理论基础为 Pratt 等人 1997 年提出的虚拟模型控制与 Sentis 与 Khatib 2005 年的全身分层控制框架，轮足平台的高速转向设计参考了 RA-L 2024 年发表的 SKATER 机器人工作。</w:t>
       </w:r>
       <w:proofErr w:type="spellStart"/>
       <w:r>
         <w:rPr>
           <w:lang w:eastAsia="zh-CN"/>
         </w:rPr>
-        <w:t>CarVMC</w:t>
       </w:r>
       <w:proofErr w:type="spellEnd"/>
       <w:r>
         <w:rPr>
           <w:lang w:eastAsia="zh-CN"/>
         </w:rPr>
-        <w:t>）。该方法将轮足机器人抽象为</w:t>
-      </w:r>
-      <w:r>
-        <w:rPr>
-          <w:lang w:eastAsia="zh-CN"/>
-        </w:rPr>
-        <w:t>"</w:t>
-      </w:r>
-      <w:r>
-        <w:rPr>
-          <w:lang w:eastAsia="zh-CN"/>
-        </w:rPr>
-        <w:t>车轮负责驱动与转向、腿负责悬架与姿态</w:t>
-      </w:r>
-      <w:r>
-        <w:rPr>
-          <w:lang w:eastAsia="zh-CN"/>
-        </w:rPr>
-        <w:t>"</w:t>
-      </w:r>
-      <w:r>
-        <w:rPr>
-          <w:lang w:eastAsia="zh-CN"/>
-        </w:rPr>
-        <w:t>的虚拟模型：车轮侧按航向误差的比例</w:t>
-      </w:r>
-      <w:r>
-        <w:rPr>
-          <w:lang w:eastAsia="zh-CN"/>
-        </w:rPr>
-        <w:t>-</w:t>
-      </w:r>
-      <w:r>
-        <w:rPr>
-          <w:lang w:eastAsia="zh-CN"/>
-        </w:rPr>
-        <w:t>阻尼律进行差速转向，并根据各轮实时载荷动态钳制驱动力，防止附着力饱和；腿侧以虚拟弹簧阻尼实现主动悬架，在静态重量分配的基础上叠加横滚与俯仰方向的载荷转移，并通过半蹲姿态降低质心；对巡航中必经的骑坎与小台阶，执行锁存冲量与抬轮前馈辅助通过。整套控制律对地形变化连续响应，仅保留骑坎锁存与楼梯逼近限速等少量安全门控，因而具备良好的可解释性与工程稳定性。其理论基础为</w:t>
-      </w:r>
-      <w:r>
-        <w:rPr>
-          <w:lang w:eastAsia="zh-CN"/>
-        </w:rPr>
-        <w:t xml:space="preserve"> Pratt </w:t>
-      </w:r>
-      <w:r>
-        <w:rPr>
-          <w:lang w:eastAsia="zh-CN"/>
-        </w:rPr>
-        <w:t>等人</w:t>
-      </w:r>
-      <w:r>
-        <w:rPr>
-          <w:lang w:eastAsia="zh-CN"/>
-        </w:rPr>
-        <w:t xml:space="preserve"> 1997 </w:t>
-      </w:r>
-      <w:r>
-        <w:rPr>
-          <w:lang w:eastAsia="zh-CN"/>
-        </w:rPr>
-        <w:t>年提出的虚拟模型控制与</w:t>
-      </w:r>
-      <w:r>
-        <w:rPr>
-          <w:lang w:eastAsia="zh-CN"/>
-        </w:rPr>
-        <w:t xml:space="preserve"> </w:t>
+      </w:r>
+      <w:r>
+        <w:rPr>
+          <w:lang w:eastAsia="zh-CN"/>
+        </w:rPr>
+      </w:r>
+      <w:r>
+        <w:rPr>
+          <w:lang w:eastAsia="zh-CN"/>
+        </w:rPr>
+      </w:r>
+      <w:r>
+        <w:rPr>
+          <w:lang w:eastAsia="zh-CN"/>
+        </w:rPr>
+      </w:r>
+      <w:r>
+        <w:rPr>
+          <w:lang w:eastAsia="zh-CN"/>
+        </w:rPr>
+      </w:r>
+      <w:r>
+        <w:rPr>
+          <w:lang w:eastAsia="zh-CN"/>
+        </w:rPr>
+      </w:r>
+      <w:r>
+        <w:rPr>
+          <w:lang w:eastAsia="zh-CN"/>
+        </w:rPr>
+      </w:r>
+      <w:r>
+        <w:rPr>
+          <w:lang w:eastAsia="zh-CN"/>
+        </w:rPr>
+      </w:r>
+      <w:r>
+        <w:rPr>
+          <w:lang w:eastAsia="zh-CN"/>
+        </w:rPr>
+      </w:r>
+      <w:r>
+        <w:rPr>
+          <w:lang w:eastAsia="zh-CN"/>
+        </w:rPr>
+      </w:r>
+      <w:r>
+        <w:rPr>
+          <w:lang w:eastAsia="zh-CN"/>
+        </w:rPr>
+      </w:r>
+      <w:r>
+        <w:rPr>
+          <w:lang w:eastAsia="zh-CN"/>
+        </w:rPr>
       </w:r>
       <w:proofErr w:type="spellStart"/>
       <w:r>
         <w:rPr>
           <w:lang w:eastAsia="zh-CN"/>
         </w:rPr>
-        <w:t>Sentis</w:t>
       </w:r>
       <w:proofErr w:type="spellEnd"/>
       <w:r>
         <w:rPr>
           <w:lang w:eastAsia="zh-CN"/>
         </w:rPr>
-        <w:t xml:space="preserve"> </w:t>
-      </w:r>
-      <w:r>
-        <w:rPr>
-          <w:lang w:eastAsia="zh-CN"/>
-        </w:rPr>
-        <w:t>与</w:t>
-      </w:r>
-      <w:r>
-        <w:rPr>
-          <w:lang w:eastAsia="zh-CN"/>
-        </w:rPr>
-        <w:t xml:space="preserve"> Khatib 2005 </w:t>
-      </w:r>
-      <w:r>
-        <w:rPr>
-          <w:lang w:eastAsia="zh-CN"/>
-        </w:rPr>
-        <w:t>年的全身分层控制框架，轮足平台的高速转向设计参考了</w:t>
-      </w:r>
-      <w:r>
-        <w:rPr>
-          <w:lang w:eastAsia="zh-CN"/>
-        </w:rPr>
-        <w:t xml:space="preserve"> RA-L 2024 </w:t>
-      </w:r>
-      <w:r>
-        <w:rPr>
-          <w:lang w:eastAsia="zh-CN"/>
-        </w:rPr>
-        <w:t>年发表的</w:t>
-      </w:r>
-      <w:r>
-        <w:rPr>
-          <w:lang w:eastAsia="zh-CN"/>
-        </w:rPr>
-        <w:t xml:space="preserve"> SKATER </w:t>
-      </w:r>
-      <w:r>
-        <w:rPr>
-          <w:lang w:eastAsia="zh-CN"/>
-        </w:rPr>
-        <w:t>机器人工作。</w:t>
+      </w:r>
+      <w:r>
+        <w:rPr>
+          <w:lang w:eastAsia="zh-CN"/>
+        </w:rPr>
+      </w:r>
+      <w:r>
+        <w:rPr>
+          <w:lang w:eastAsia="zh-CN"/>
+        </w:rPr>
+      </w:r>
+      <w:r>
+        <w:rPr>
+          <w:lang w:eastAsia="zh-CN"/>
+        </w:rPr>
+      </w:r>
+      <w:r>
+        <w:rPr>
+          <w:lang w:eastAsia="zh-CN"/>
+        </w:rPr>
+      </w:r>
+      <w:r>
+        <w:rPr>
+          <w:lang w:eastAsia="zh-CN"/>
+        </w:rPr>
+      </w:r>
+      <w:r>
+        <w:rPr>
+          <w:lang w:eastAsia="zh-CN"/>
+        </w:rPr>
+      </w:r>
+      <w:r>
+        <w:rPr>
+          <w:lang w:eastAsia="zh-CN"/>
+        </w:rPr>
       </w:r>
     </w:p>
     <w:p>
@@ -1256,298 +1206,249 @@
         <w:rPr>
           <w:lang w:eastAsia="zh-CN"/>
         </w:rPr>
-        <w:t>大规模并行强化学习</w:t>
-      </w:r>
-      <w:r>
-        <w:rPr>
-          <w:lang w:eastAsia="zh-CN"/>
-        </w:rPr>
-        <w:t xml:space="preserve"> </w:t>
-      </w:r>
-      <w:r>
-        <w:rPr>
-          <w:lang w:eastAsia="zh-CN"/>
-        </w:rPr>
-        <w:t>爬梯管线采用近端策略优化（</w:t>
-      </w:r>
-      <w:r>
-        <w:rPr>
-          <w:lang w:eastAsia="zh-CN"/>
-        </w:rPr>
-        <w:t>PPO</w:t>
-      </w:r>
-      <w:r>
-        <w:rPr>
-          <w:lang w:eastAsia="zh-CN"/>
-        </w:rPr>
-        <w:t>）算法训练的策略网络。训练采用非对称演员</w:t>
-      </w:r>
-      <w:r>
-        <w:rPr>
-          <w:lang w:eastAsia="zh-CN"/>
-        </w:rPr>
-        <w:t>-</w:t>
-      </w:r>
-      <w:r>
-        <w:rPr>
-          <w:lang w:eastAsia="zh-CN"/>
-        </w:rPr>
-        <w:t>评论家结构：演员网络仅使用与部署时完全一致的五十五维本体感知观测（包括机体角速度、重力方向、运动指令、关节误差、关节速度、上一时刻动作、航向与台阶地形上下文），评论家网络在训练时可使用仿真特权信息，从而兼顾部署可行性与训练效率。策略的动作为十六维关节位置目标与轮速目标，部署时经固定的关节伺服与轮速控制环执行。训练基于</w:t>
-      </w:r>
-      <w:r>
-        <w:rPr>
-          <w:lang w:eastAsia="zh-CN"/>
-        </w:rPr>
-        <w:t xml:space="preserve"> MJX </w:t>
-      </w:r>
-      <w:r>
-        <w:rPr>
-          <w:lang w:eastAsia="zh-CN"/>
-        </w:rPr>
-        <w:t>引擎在</w:t>
-      </w:r>
-      <w:r>
-        <w:rPr>
-          <w:lang w:eastAsia="zh-CN"/>
-        </w:rPr>
-        <w:t xml:space="preserve"> GPU </w:t>
-      </w:r>
-      <w:r>
-        <w:rPr>
-          <w:lang w:eastAsia="zh-CN"/>
-        </w:rPr>
-        <w:t>上并行运行</w:t>
-      </w:r>
-      <w:r>
-        <w:rPr>
-          <w:lang w:eastAsia="zh-CN"/>
-        </w:rPr>
-        <w:t xml:space="preserve"> 1024 </w:t>
-      </w:r>
-      <w:r>
-        <w:rPr>
-          <w:lang w:eastAsia="zh-CN"/>
-        </w:rPr>
-        <w:t>个仿真环境，数小时即可完成一轮课程。</w:t>
-      </w:r>
-      <w:r>
-        <w:rPr>
-          <w:lang w:eastAsia="zh-CN"/>
-        </w:rPr>
-        <w:t xml:space="preserve"> </w:t>
-      </w:r>
-      <w:r>
-        <w:rPr>
-          <w:lang w:eastAsia="zh-CN"/>
-        </w:rPr>
-        <w:t>为保证策略在真实赛道几何上的可靠性，训练采用课程学习与域随机化相结合的策略。课程从平地行走开始，依次经历单级台阶（</w:t>
-      </w:r>
-      <w:r>
-        <w:rPr>
-          <w:lang w:eastAsia="zh-CN"/>
-        </w:rPr>
-        <w:t xml:space="preserve">5 </w:t>
-      </w:r>
-      <w:r>
-        <w:rPr>
-          <w:lang w:eastAsia="zh-CN"/>
-        </w:rPr>
-        <w:t>至</w:t>
-      </w:r>
-      <w:r>
-        <w:rPr>
-          <w:lang w:eastAsia="zh-CN"/>
-        </w:rPr>
-        <w:t xml:space="preserve"> 12.5 </w:t>
-      </w:r>
-      <w:r>
-        <w:rPr>
-          <w:lang w:eastAsia="zh-CN"/>
-        </w:rPr>
-        <w:t>厘米）、四级阶梯，直至比赛的六级楼梯（首级</w:t>
-      </w:r>
-      <w:r>
-        <w:rPr>
-          <w:lang w:eastAsia="zh-CN"/>
-        </w:rPr>
-        <w:t xml:space="preserve"> 0.061 </w:t>
-      </w:r>
-      <w:r>
-        <w:rPr>
-          <w:lang w:eastAsia="zh-CN"/>
-        </w:rPr>
-        <w:t>米、后续五级各</w:t>
-      </w:r>
-      <w:r>
-        <w:rPr>
-          <w:lang w:eastAsia="zh-CN"/>
-        </w:rPr>
-        <w:t xml:space="preserve"> 0.125 </w:t>
-      </w:r>
-      <w:r>
-        <w:rPr>
-          <w:lang w:eastAsia="zh-CN"/>
-        </w:rPr>
-        <w:t>米、踏面</w:t>
-      </w:r>
-      <w:r>
-        <w:rPr>
-          <w:lang w:eastAsia="zh-CN"/>
-        </w:rPr>
-        <w:t xml:space="preserve"> 0.4 </w:t>
-      </w:r>
-      <w:r>
-        <w:rPr>
-          <w:lang w:eastAsia="zh-CN"/>
-        </w:rPr>
-        <w:t>米），最终在包含交接扰动的完整赛段上收敛。域随机化覆盖关节伺服增益、扭矩输出、机体质量、地面摩擦、观测噪声、入梯角度与轮驱增益，其中轮驱增益按</w:t>
-      </w:r>
-      <w:r>
-        <w:rPr>
-          <w:lang w:eastAsia="zh-CN"/>
-        </w:rPr>
-        <w:t xml:space="preserve"> 0.3 </w:t>
-      </w:r>
-      <w:r>
-        <w:rPr>
-          <w:lang w:eastAsia="zh-CN"/>
-        </w:rPr>
-        <w:t>至</w:t>
-      </w:r>
-      <w:r>
-        <w:rPr>
-          <w:lang w:eastAsia="zh-CN"/>
-        </w:rPr>
-        <w:t xml:space="preserve"> 1.2 </w:t>
-      </w:r>
-      <w:r>
-        <w:rPr>
-          <w:lang w:eastAsia="zh-CN"/>
-        </w:rPr>
-        <w:t>倍随机化，专门用于覆盖我们在迁移实验中发现的仿真间</w:t>
-      </w:r>
-      <w:r>
-        <w:rPr>
-          <w:lang w:eastAsia="zh-CN"/>
-        </w:rPr>
-        <w:t xml:space="preserve"> 2.7 </w:t>
-      </w:r>
-      <w:r>
-        <w:rPr>
-          <w:lang w:eastAsia="zh-CN"/>
-        </w:rPr>
-        <w:t>倍轮驱差异。该方法体系直接对标</w:t>
-      </w:r>
-      <w:r>
-        <w:rPr>
-          <w:lang w:eastAsia="zh-CN"/>
-        </w:rPr>
-        <w:t xml:space="preserve"> Chamorro </w:t>
-      </w:r>
-      <w:r>
-        <w:rPr>
-          <w:lang w:eastAsia="zh-CN"/>
-        </w:rPr>
-        <w:t>等人</w:t>
-      </w:r>
-      <w:r>
-        <w:rPr>
-          <w:lang w:eastAsia="zh-CN"/>
-        </w:rPr>
-        <w:t xml:space="preserve"> ICRA 2024 </w:t>
-      </w:r>
-      <w:r>
-        <w:rPr>
-          <w:lang w:eastAsia="zh-CN"/>
-        </w:rPr>
-        <w:t>年发表的轮足机器人盲爬楼梯工作，训练框架承袭</w:t>
-      </w:r>
-      <w:r>
-        <w:rPr>
-          <w:lang w:eastAsia="zh-CN"/>
-        </w:rPr>
-        <w:t xml:space="preserve"> Rudin </w:t>
-      </w:r>
-      <w:r>
-        <w:rPr>
-          <w:lang w:eastAsia="zh-CN"/>
-        </w:rPr>
-        <w:t>等人</w:t>
-      </w:r>
-      <w:r>
-        <w:rPr>
-          <w:lang w:eastAsia="zh-CN"/>
-        </w:rPr>
-        <w:t xml:space="preserve"> </w:t>
+        <w:t xml:space="preserve">大规模并行强化学习 爬梯管线采用近端策略优化（PPO）算法训练的策略网络。训练采用非对称演员-评论家结构：演员网络仅使用与部署时完全一致的五十五维本体感知观测（包括机体角速度、重力方向、运动指令、关节误差、关节速度、上一时刻动作、航向与台阶地形上下文），评论家网络在训练时可使用仿真特权信息，从而兼顾部署可行性与训练效率。策略的动作为十六维关节位置目标与轮速目标，部署时经固定的关节伺服与轮速控制环执行。训练基于 MJX 引擎在 GPU 上并行运行 1024 个仿真环境，数小时即可完成一轮课程。 为保证策略在真实赛道几何上的可靠性，训练采用课程学习与域随机化相结合的策略。课程从平地行走开始，依次经历单级台阶（5 至 12.5 厘米）、四级阶梯，直至比赛的六级楼梯（首级 0.061 米、后续五级各 0.125 米、踏面 0.4 米），最终在包含交接扰动的完整赛段上收敛。域随机化覆盖关节伺服增益、扭矩输出、机体质量、地面摩擦、观测噪声、入梯角度与轮驱增益，其中轮驱增益按 0.3 至 1.2 倍随机化，用于覆盖仿真引擎间的轮驱数值差异。该方法体系直接对标 Chamorro 等人 ICRA 2024 年发表的轮足机器人盲爬楼梯工作，训练框架承袭 Rudin 等人 CoRL 2022 年开源的大规模并行强化学习范式。 巡航与爬梯之间的交接是本方案工程实现的关键一环。实验证明，轮足机器人攀爬台阶需要保持足够的前进动量与收敛的腿部姿态。因此交接流程设计为：巡航管线带速接近楼梯，接近过程中由减速请求与终点代价平滑降速至 1.5 米每秒的交付速度，并以关节伺服缓慢抬高机身使腿部误差收敛（PRETRANS 距离式预交接），车轮保持转动不停车，随后强化学习策略在动量充足的条件下接管攀爬，爬完最后一级后按交接距离平滑降回巡航半蹲姿态。整个交接过程的速度、航向与姿态均为连续过渡，无急停或阶跃。 </w:t>
+      </w:r>
+      <w:r>
+        <w:rPr>
+          <w:lang w:eastAsia="zh-CN"/>
+        </w:rPr>
+      </w:r>
+      <w:r>
+        <w:rPr>
+          <w:lang w:eastAsia="zh-CN"/>
+        </w:rPr>
+      </w:r>
+      <w:r>
+        <w:rPr>
+          <w:lang w:eastAsia="zh-CN"/>
+        </w:rPr>
+      </w:r>
+      <w:r>
+        <w:rPr>
+          <w:lang w:eastAsia="zh-CN"/>
+        </w:rPr>
+      </w:r>
+      <w:r>
+        <w:rPr>
+          <w:lang w:eastAsia="zh-CN"/>
+        </w:rPr>
+      </w:r>
+      <w:r>
+        <w:rPr>
+          <w:lang w:eastAsia="zh-CN"/>
+        </w:rPr>
+      </w:r>
+      <w:r>
+        <w:rPr>
+          <w:lang w:eastAsia="zh-CN"/>
+        </w:rPr>
+      </w:r>
+      <w:r>
+        <w:rPr>
+          <w:lang w:eastAsia="zh-CN"/>
+        </w:rPr>
+      </w:r>
+      <w:r>
+        <w:rPr>
+          <w:lang w:eastAsia="zh-CN"/>
+        </w:rPr>
+      </w:r>
+      <w:r>
+        <w:rPr>
+          <w:lang w:eastAsia="zh-CN"/>
+        </w:rPr>
+      </w:r>
+      <w:r>
+        <w:rPr>
+          <w:lang w:eastAsia="zh-CN"/>
+        </w:rPr>
+      </w:r>
+      <w:r>
+        <w:rPr>
+          <w:lang w:eastAsia="zh-CN"/>
+        </w:rPr>
+      </w:r>
+      <w:r>
+        <w:rPr>
+          <w:lang w:eastAsia="zh-CN"/>
+        </w:rPr>
+      </w:r>
+      <w:r>
+        <w:rPr>
+          <w:lang w:eastAsia="zh-CN"/>
+        </w:rPr>
+      </w:r>
+      <w:r>
+        <w:rPr>
+          <w:lang w:eastAsia="zh-CN"/>
+        </w:rPr>
+      </w:r>
+      <w:r>
+        <w:rPr>
+          <w:lang w:eastAsia="zh-CN"/>
+        </w:rPr>
+      </w:r>
+      <w:r>
+        <w:rPr>
+          <w:lang w:eastAsia="zh-CN"/>
+        </w:rPr>
+      </w:r>
+      <w:r>
+        <w:rPr>
+          <w:lang w:eastAsia="zh-CN"/>
+        </w:rPr>
+      </w:r>
+      <w:r>
+        <w:rPr>
+          <w:lang w:eastAsia="zh-CN"/>
+        </w:rPr>
+      </w:r>
+      <w:r>
+        <w:rPr>
+          <w:lang w:eastAsia="zh-CN"/>
+        </w:rPr>
+      </w:r>
+      <w:r>
+        <w:rPr>
+          <w:lang w:eastAsia="zh-CN"/>
+        </w:rPr>
+      </w:r>
+      <w:r>
+        <w:rPr>
+          <w:lang w:eastAsia="zh-CN"/>
+        </w:rPr>
+      </w:r>
+      <w:r>
+        <w:rPr>
+          <w:lang w:eastAsia="zh-CN"/>
+        </w:rPr>
+      </w:r>
+      <w:r>
+        <w:rPr>
+          <w:lang w:eastAsia="zh-CN"/>
+        </w:rPr>
+      </w:r>
+      <w:r>
+        <w:rPr>
+          <w:lang w:eastAsia="zh-CN"/>
+        </w:rPr>
+      </w:r>
+      <w:r>
+        <w:rPr>
+          <w:lang w:eastAsia="zh-CN"/>
+        </w:rPr>
+      </w:r>
+      <w:r>
+        <w:rPr>
+          <w:lang w:eastAsia="zh-CN"/>
+        </w:rPr>
+      </w:r>
+      <w:r>
+        <w:rPr>
+          <w:lang w:eastAsia="zh-CN"/>
+        </w:rPr>
+      </w:r>
+      <w:r>
+        <w:rPr>
+          <w:lang w:eastAsia="zh-CN"/>
+        </w:rPr>
+      </w:r>
+      <w:r>
+        <w:rPr>
+          <w:lang w:eastAsia="zh-CN"/>
+        </w:rPr>
+      </w:r>
+      <w:r>
+        <w:rPr>
+          <w:lang w:eastAsia="zh-CN"/>
+        </w:rPr>
+      </w:r>
+      <w:r>
+        <w:rPr>
+          <w:lang w:eastAsia="zh-CN"/>
+        </w:rPr>
+      </w:r>
+      <w:r>
+        <w:rPr>
+          <w:lang w:eastAsia="zh-CN"/>
+        </w:rPr>
+      </w:r>
+      <w:r>
+        <w:rPr>
+          <w:lang w:eastAsia="zh-CN"/>
+        </w:rPr>
+      </w:r>
+      <w:r>
+        <w:rPr>
+          <w:lang w:eastAsia="zh-CN"/>
+        </w:rPr>
+      </w:r>
+      <w:r>
+        <w:rPr>
+          <w:lang w:eastAsia="zh-CN"/>
+        </w:rPr>
+      </w:r>
+      <w:r>
+        <w:rPr>
+          <w:lang w:eastAsia="zh-CN"/>
+        </w:rPr>
       </w:r>
       <w:proofErr w:type="spellStart"/>
       <w:r>
         <w:rPr>
           <w:lang w:eastAsia="zh-CN"/>
         </w:rPr>
-        <w:t>CoRL</w:t>
       </w:r>
       <w:proofErr w:type="spellEnd"/>
       <w:r>
         <w:rPr>
           <w:lang w:eastAsia="zh-CN"/>
         </w:rPr>
-        <w:t xml:space="preserve"> 2022 </w:t>
-      </w:r>
-      <w:r>
-        <w:rPr>
-          <w:lang w:eastAsia="zh-CN"/>
-        </w:rPr>
-        <w:t>年开源的大规模并行强化学习范式。</w:t>
-      </w:r>
-      <w:r>
-        <w:rPr>
-          <w:lang w:eastAsia="zh-CN"/>
-        </w:rPr>
-        <w:t xml:space="preserve"> </w:t>
-      </w:r>
-      <w:r>
-        <w:rPr>
-          <w:lang w:eastAsia="zh-CN"/>
-        </w:rPr>
-        <w:t>巡航与爬梯之间的交接是本方案工程实</w:t>
-      </w:r>
-      <w:r>
-        <w:rPr>
-          <w:lang w:eastAsia="zh-CN"/>
-        </w:rPr>
-        <w:lastRenderedPageBreak/>
-        <w:t>现的关键一环。实验证明，轮足机器人攀爬台阶需要保持足够的前进动量与收敛的腿部姿态。因此交接流程设计为：巡航管线带速接近楼梯，接近过程中由减速请求与终点代价平滑降速至</w:t>
-      </w:r>
-      <w:r>
-        <w:rPr>
-          <w:lang w:eastAsia="zh-CN"/>
-        </w:rPr>
-        <w:t xml:space="preserve"> 1.5 </w:t>
-      </w:r>
-      <w:r>
-        <w:rPr>
-          <w:lang w:eastAsia="zh-CN"/>
-        </w:rPr>
-        <w:t>米每秒的交付速度，并以关节伺服缓慢抬高机身使腿部误差收敛（</w:t>
-      </w:r>
-      <w:r>
-        <w:rPr>
-          <w:lang w:eastAsia="zh-CN"/>
-        </w:rPr>
-        <w:t xml:space="preserve">PRETRANS </w:t>
-      </w:r>
-      <w:r>
-        <w:rPr>
-          <w:lang w:eastAsia="zh-CN"/>
-        </w:rPr>
-        <w:t>距离式预交接），车轮保持转动不停车，随后强化学习策略在动量充足的条件下接管攀爬，爬完最后一级后按交接距离平滑降回巡航半蹲姿态。整个交接过程的速度、航向与姿态均为连续过渡，无急停或阶跃。</w:t>
-      </w:r>
-      <w:r>
-        <w:rPr>
-          <w:lang w:eastAsia="zh-CN"/>
-        </w:rPr>
-        <w:t xml:space="preserve"> </w:t>
+      </w:r>
+      <w:r>
+        <w:rPr>
+          <w:lang w:eastAsia="zh-CN"/>
+        </w:rPr>
+      </w:r>
+      <w:r>
+        <w:rPr>
+          <w:lang w:eastAsia="zh-CN"/>
+        </w:rPr>
+      </w:r>
+      <w:r>
+        <w:rPr>
+          <w:lang w:eastAsia="zh-CN"/>
+        </w:rPr>
+      </w:r>
+      <w:r>
+        <w:rPr>
+          <w:lang w:eastAsia="zh-CN"/>
+        </w:rPr>
+      </w:r>
+      <w:r>
+        <w:rPr>
+          <w:lang w:eastAsia="zh-CN"/>
+        </w:rPr>
+      </w:r>
+      <w:r>
+        <w:rPr>
+          <w:lang w:eastAsia="zh-CN"/>
+        </w:rPr>
+      </w:r>
+      <w:r>
+        <w:rPr>
+          <w:lang w:eastAsia="zh-CN"/>
+        </w:rPr>
+      </w:r>
+      <w:r>
+        <w:rPr>
+          <w:lang w:eastAsia="zh-CN"/>
+        </w:rPr>
+      </w:r>
+      <w:r>
+        <w:rPr>
+          <w:lang w:eastAsia="zh-CN"/>
+        </w:rPr>
       </w:r>
     </w:p>
     <w:p>
@@ -1819,274 +1720,231 @@
         <w:rPr>
           <w:lang w:eastAsia="zh-CN"/>
         </w:rPr>
-        <w:t>本仓库的全部感知、导航、控制、强化学习训练与部署代码及相关技术文档均采用</w:t>
-      </w:r>
-      <w:r>
-        <w:rPr>
-          <w:lang w:eastAsia="zh-CN"/>
-        </w:rPr>
-        <w:t xml:space="preserve"> BSD </w:t>
-      </w:r>
-      <w:r>
-        <w:rPr>
-          <w:lang w:eastAsia="zh-CN"/>
-        </w:rPr>
-        <w:t>三条款许可证开源，许可证文本见仓库根目录</w:t>
-      </w:r>
-      <w:r>
-        <w:rPr>
-          <w:lang w:eastAsia="zh-CN"/>
-        </w:rPr>
-        <w:t xml:space="preserve"> LICENSE </w:t>
-      </w:r>
-      <w:r>
-        <w:rPr>
-          <w:lang w:eastAsia="zh-CN"/>
-        </w:rPr>
-        <w:t>文件。就已有的工作基础而言，机器人模型、官方仿真场景与底层接口基于云深处科技官方软件开发包二次开发；早期内置的</w:t>
-      </w:r>
-      <w:r>
-        <w:rPr>
-          <w:lang w:eastAsia="zh-CN"/>
-        </w:rPr>
-        <w:t xml:space="preserve"> dial-</w:t>
+        <w:t>本仓库的全部感知、导航、控制、强化学习训练与部署代码及相关技术文档均采用 BSD 三条款许可证开源，许可证文本见仓库根目录 LICENSE 文件。就已有的工作基础而言，机器人模型、官方仿真场景与底层接口基于云深处科技官方软件开发包二次开发；当前巡航优化层为自研 BodyMPPI 实现。第三方开源依赖包括 MuJoCo、JAX/MJX、PyTorch 与 NumPy；学术与工程参照包括苏黎世联邦理工学院的 legged_gym 训练框架、开源社区的 go2w_rl_gym 轮足机器人训练部署项目、ROS 社区的 teb_local_planner 局部规划器以及 awesome-wheeled-legged 文献代码汇总。</w:t>
+      </w:r>
+      <w:r>
+        <w:rPr>
+          <w:lang w:eastAsia="zh-CN"/>
+        </w:rPr>
+      </w:r>
+      <w:r>
+        <w:rPr>
+          <w:lang w:eastAsia="zh-CN"/>
+        </w:rPr>
+      </w:r>
+      <w:r>
+        <w:rPr>
+          <w:lang w:eastAsia="zh-CN"/>
+        </w:rPr>
+      </w:r>
+      <w:r>
+        <w:rPr>
+          <w:lang w:eastAsia="zh-CN"/>
+        </w:rPr>
+      </w:r>
+      <w:r>
+        <w:rPr>
+          <w:lang w:eastAsia="zh-CN"/>
+        </w:rPr>
       </w:r>
       <w:proofErr w:type="spellStart"/>
       <w:r>
         <w:rPr>
           <w:lang w:eastAsia="zh-CN"/>
         </w:rPr>
-        <w:t>mpc</w:t>
       </w:r>
       <w:proofErr w:type="spellEnd"/>
       <w:r>
         <w:rPr>
           <w:lang w:eastAsia="zh-CN"/>
         </w:rPr>
-        <w:t xml:space="preserve"> </w:t>
-      </w:r>
-      <w:r>
-        <w:rPr>
-          <w:lang w:eastAsia="zh-CN"/>
-        </w:rPr>
-        <w:t>目录为</w:t>
-      </w:r>
-      <w:r>
-        <w:rPr>
-          <w:lang w:eastAsia="zh-CN"/>
-        </w:rPr>
-        <w:t xml:space="preserve"> </w:t>
+      </w:r>
+      <w:r>
+        <w:rPr>
+          <w:lang w:eastAsia="zh-CN"/>
+        </w:rPr>
+      </w:r>
+      <w:r>
+        <w:rPr>
+          <w:lang w:eastAsia="zh-CN"/>
+        </w:rPr>
       </w:r>
       <w:proofErr w:type="spellStart"/>
       <w:r>
         <w:rPr>
           <w:lang w:eastAsia="zh-CN"/>
         </w:rPr>
-        <w:t>LeCAR</w:t>
       </w:r>
       <w:proofErr w:type="spellEnd"/>
       <w:r>
         <w:rPr>
           <w:lang w:eastAsia="zh-CN"/>
         </w:rPr>
-        <w:t xml:space="preserve">-Lab </w:t>
-      </w:r>
-      <w:r>
-        <w:rPr>
-          <w:lang w:eastAsia="zh-CN"/>
-        </w:rPr>
-        <w:t>公开的采样模型预测控制代码，系本方案早期技术路线的存档，现已从当前主线移除（可在</w:t>
-      </w:r>
-      <w:r>
-        <w:rPr>
-          <w:lang w:eastAsia="zh-CN"/>
-        </w:rPr>
-        <w:t xml:space="preserve"> git </w:t>
-      </w:r>
-      <w:r>
-        <w:rPr>
-          <w:lang w:eastAsia="zh-CN"/>
-        </w:rPr>
-        <w:t>提交记录中追溯），当前巡航优化层为自研</w:t>
-      </w:r>
-      <w:r>
-        <w:rPr>
-          <w:lang w:eastAsia="zh-CN"/>
-        </w:rPr>
-        <w:t xml:space="preserve"> </w:t>
+      </w:r>
+      <w:r>
+        <w:rPr>
+          <w:lang w:eastAsia="zh-CN"/>
+        </w:rPr>
+      </w:r>
+      <w:r>
+        <w:rPr>
+          <w:lang w:eastAsia="zh-CN"/>
+        </w:rPr>
+      </w:r>
+      <w:r>
+        <w:rPr>
+          <w:lang w:eastAsia="zh-CN"/>
+        </w:rPr>
+      </w:r>
+      <w:r>
+        <w:rPr>
+          <w:lang w:eastAsia="zh-CN"/>
+        </w:rPr>
       </w:r>
       <w:proofErr w:type="spellStart"/>
       <w:r>
         <w:rPr>
           <w:lang w:eastAsia="zh-CN"/>
         </w:rPr>
-        <w:t>BodyMPPI</w:t>
       </w:r>
       <w:proofErr w:type="spellEnd"/>
       <w:r>
         <w:rPr>
           <w:lang w:eastAsia="zh-CN"/>
         </w:rPr>
-        <w:t xml:space="preserve"> </w:t>
-      </w:r>
-      <w:r>
-        <w:rPr>
-          <w:lang w:eastAsia="zh-CN"/>
-        </w:rPr>
-        <w:t>实现。第三方开源依赖包括</w:t>
-      </w:r>
-      <w:r>
-        <w:rPr>
-          <w:lang w:eastAsia="zh-CN"/>
-        </w:rPr>
-        <w:t xml:space="preserve"> </w:t>
+      </w:r>
+      <w:r>
+        <w:rPr>
+          <w:lang w:eastAsia="zh-CN"/>
+        </w:rPr>
+      </w:r>
+      <w:r>
+        <w:rPr>
+          <w:lang w:eastAsia="zh-CN"/>
+        </w:rPr>
       </w:r>
       <w:proofErr w:type="spellStart"/>
       <w:r>
         <w:rPr>
           <w:lang w:eastAsia="zh-CN"/>
         </w:rPr>
-        <w:lastRenderedPageBreak/>
-        <w:t>MuJoCo</w:t>
       </w:r>
       <w:proofErr w:type="spellEnd"/>
       <w:r>
         <w:rPr>
           <w:lang w:eastAsia="zh-CN"/>
         </w:rPr>
-        <w:t>、</w:t>
-      </w:r>
-      <w:r>
-        <w:rPr>
-          <w:lang w:eastAsia="zh-CN"/>
-        </w:rPr>
-        <w:t>JAX/MJX</w:t>
-      </w:r>
-      <w:r>
-        <w:rPr>
-          <w:lang w:eastAsia="zh-CN"/>
-        </w:rPr>
-        <w:t>、</w:t>
+      </w:r>
+      <w:r>
+        <w:rPr>
+          <w:lang w:eastAsia="zh-CN"/>
+        </w:rPr>
+      </w:r>
+      <w:r>
+        <w:rPr>
+          <w:lang w:eastAsia="zh-CN"/>
+        </w:rPr>
       </w:r>
       <w:proofErr w:type="spellStart"/>
       <w:r>
         <w:rPr>
           <w:lang w:eastAsia="zh-CN"/>
         </w:rPr>
-        <w:t>PyTorch</w:t>
       </w:r>
       <w:proofErr w:type="spellEnd"/>
       <w:r>
         <w:rPr>
           <w:lang w:eastAsia="zh-CN"/>
         </w:rPr>
-        <w:t xml:space="preserve"> </w:t>
-      </w:r>
-      <w:r>
-        <w:rPr>
-          <w:lang w:eastAsia="zh-CN"/>
-        </w:rPr>
-        <w:t>与</w:t>
-      </w:r>
-      <w:r>
-        <w:rPr>
-          <w:lang w:eastAsia="zh-CN"/>
-        </w:rPr>
-        <w:t xml:space="preserve"> NumPy</w:t>
-      </w:r>
-      <w:r>
-        <w:rPr>
-          <w:lang w:eastAsia="zh-CN"/>
-        </w:rPr>
-        <w:t>；学术与工程参照包括苏黎世联邦理工学院的</w:t>
-      </w:r>
-      <w:r>
-        <w:rPr>
-          <w:lang w:eastAsia="zh-CN"/>
-        </w:rPr>
-        <w:t xml:space="preserve"> </w:t>
+      </w:r>
+      <w:r>
+        <w:rPr>
+          <w:lang w:eastAsia="zh-CN"/>
+        </w:rPr>
+      </w:r>
+      <w:r>
+        <w:rPr>
+          <w:lang w:eastAsia="zh-CN"/>
+        </w:rPr>
+      </w:r>
+      <w:r>
+        <w:rPr>
+          <w:lang w:eastAsia="zh-CN"/>
+        </w:rPr>
+      </w:r>
+      <w:r>
+        <w:rPr>
+          <w:lang w:eastAsia="zh-CN"/>
+        </w:rPr>
       </w:r>
       <w:proofErr w:type="spellStart"/>
       <w:r>
         <w:rPr>
           <w:lang w:eastAsia="zh-CN"/>
         </w:rPr>
-        <w:t>legged_gym</w:t>
       </w:r>
       <w:proofErr w:type="spellEnd"/>
       <w:r>
         <w:rPr>
           <w:lang w:eastAsia="zh-CN"/>
         </w:rPr>
-        <w:t xml:space="preserve"> </w:t>
-      </w:r>
-      <w:r>
-        <w:rPr>
-          <w:lang w:eastAsia="zh-CN"/>
-        </w:rPr>
-        <w:t>训练框架、开源社区的</w:t>
-      </w:r>
-      <w:r>
-        <w:rPr>
-          <w:lang w:eastAsia="zh-CN"/>
-        </w:rPr>
-        <w:t xml:space="preserve"> go2w_rl_gym </w:t>
-      </w:r>
-      <w:r>
-        <w:rPr>
-          <w:lang w:eastAsia="zh-CN"/>
-        </w:rPr>
-        <w:t>轮足机器人训练部署项目、</w:t>
-      </w:r>
-      <w:r>
-        <w:rPr>
-          <w:lang w:eastAsia="zh-CN"/>
-        </w:rPr>
-        <w:t xml:space="preserve">ROS </w:t>
-      </w:r>
-      <w:r>
-        <w:rPr>
-          <w:lang w:eastAsia="zh-CN"/>
-        </w:rPr>
-        <w:t>社区的</w:t>
-      </w:r>
-      <w:r>
-        <w:rPr>
-          <w:lang w:eastAsia="zh-CN"/>
-        </w:rPr>
-        <w:t xml:space="preserve"> </w:t>
+      </w:r>
+      <w:r>
+        <w:rPr>
+          <w:lang w:eastAsia="zh-CN"/>
+        </w:rPr>
+      </w:r>
+      <w:r>
+        <w:rPr>
+          <w:lang w:eastAsia="zh-CN"/>
+        </w:rPr>
+      </w:r>
+      <w:r>
+        <w:rPr>
+          <w:lang w:eastAsia="zh-CN"/>
+        </w:rPr>
+      </w:r>
+      <w:r>
+        <w:rPr>
+          <w:lang w:eastAsia="zh-CN"/>
+        </w:rPr>
+      </w:r>
+      <w:r>
+        <w:rPr>
+          <w:lang w:eastAsia="zh-CN"/>
+        </w:rPr>
+      </w:r>
+      <w:r>
+        <w:rPr>
+          <w:lang w:eastAsia="zh-CN"/>
+        </w:rPr>
       </w:r>
       <w:proofErr w:type="spellStart"/>
       <w:r>
         <w:rPr>
           <w:lang w:eastAsia="zh-CN"/>
         </w:rPr>
-        <w:t>teb_local_planner</w:t>
       </w:r>
       <w:proofErr w:type="spellEnd"/>
       <w:r>
         <w:rPr>
           <w:lang w:eastAsia="zh-CN"/>
         </w:rPr>
-        <w:t xml:space="preserve"> </w:t>
-      </w:r>
-      <w:r>
-        <w:rPr>
-          <w:lang w:eastAsia="zh-CN"/>
-        </w:rPr>
-        <w:t>局部规划器以及</w:t>
-      </w:r>
-      <w:r>
-        <w:rPr>
-          <w:lang w:eastAsia="zh-CN"/>
-        </w:rPr>
-        <w:t xml:space="preserve"> awesome-wheeled-legged </w:t>
-      </w:r>
-      <w:r>
-        <w:rPr>
-          <w:lang w:eastAsia="zh-CN"/>
-        </w:rPr>
-        <w:t>文献代码汇总。</w:t>
+      </w:r>
+      <w:r>
+        <w:rPr>
+          <w:lang w:eastAsia="zh-CN"/>
+        </w:rPr>
+      </w:r>
+      <w:r>
+        <w:rPr>
+          <w:lang w:eastAsia="zh-CN"/>
+        </w:rPr>
+      </w:r>
+      <w:r>
+        <w:rPr>
+          <w:lang w:eastAsia="zh-CN"/>
+        </w:rPr>
       </w:r>
     </w:p>
     <w:p>
